--- a/swh/docx/004.content.docx
+++ b/swh/docx/004.content.docx
@@ -450,18 +450,12 @@
           <w:lang w:val="sw_KE" w:bidi="sw_KE"/>
         </w:rPr>
       </w:r>
-      <w:hyperlink r:id="rId13">
-        <w:r>
-          <w:rPr>
-            <w:lang w:val="sw_KE" w:bidi="sw_KE"/>
-          </w:rPr>
-          <w:rPr>
-            <w:color w:val="0000EE"/>
-            <w:u w:val="single"/>
-          </w:rPr>
-          <w:t>Kutoka 12:8</w:t>
-        </w:r>
-      </w:hyperlink>
+      <w:r>
+        <w:rPr>
+          <w:lang w:val="sw_KE" w:bidi="sw_KE"/>
+        </w:rPr>
+        <w:t>Kutoka 12:8</w:t>
+      </w:r>
     </w:p>
     <w:p>
       <w:pPr>
@@ -474,18 +468,12 @@
           <w:lang w:val="sw_KE" w:bidi="sw_KE"/>
         </w:rPr>
       </w:r>
-      <w:hyperlink r:id="rId14">
-        <w:r>
-          <w:rPr>
-            <w:lang w:val="sw_KE" w:bidi="sw_KE"/>
-          </w:rPr>
-          <w:rPr>
-            <w:color w:val="0000EE"/>
-            <w:u w:val="single"/>
-          </w:rPr>
-          <w:t>Wagalatia 5:9–10</w:t>
-        </w:r>
-      </w:hyperlink>
+      <w:r>
+        <w:rPr>
+          <w:lang w:val="sw_KE" w:bidi="sw_KE"/>
+        </w:rPr>
+        <w:t>Wagalatia 5:9–10</w:t>
+      </w:r>
     </w:p>
     <w:p>
       <w:pPr>
@@ -498,18 +486,12 @@
           <w:lang w:val="sw_KE" w:bidi="sw_KE"/>
         </w:rPr>
       </w:r>
-      <w:hyperlink r:id="rId15">
-        <w:r>
-          <w:rPr>
-            <w:lang w:val="sw_KE" w:bidi="sw_KE"/>
-          </w:rPr>
-          <w:rPr>
-            <w:color w:val="0000EE"/>
-            <w:u w:val="single"/>
-          </w:rPr>
-          <w:t>Luka 12:1</w:t>
-        </w:r>
-      </w:hyperlink>
+      <w:r>
+        <w:rPr>
+          <w:lang w:val="sw_KE" w:bidi="sw_KE"/>
+        </w:rPr>
+        <w:t>Luka 12:1</w:t>
+      </w:r>
     </w:p>
     <w:p>
       <w:pPr>
@@ -522,18 +504,12 @@
           <w:lang w:val="sw_KE" w:bidi="sw_KE"/>
         </w:rPr>
       </w:r>
-      <w:hyperlink r:id="rId16">
-        <w:r>
-          <w:rPr>
-            <w:lang w:val="sw_KE" w:bidi="sw_KE"/>
-          </w:rPr>
-          <w:rPr>
-            <w:color w:val="0000EE"/>
-            <w:u w:val="single"/>
-          </w:rPr>
-          <w:t>Luka 13:21</w:t>
-        </w:r>
-      </w:hyperlink>
+      <w:r>
+        <w:rPr>
+          <w:lang w:val="sw_KE" w:bidi="sw_KE"/>
+        </w:rPr>
+        <w:t>Luka 13:21</w:t>
+      </w:r>
     </w:p>
     <w:p>
       <w:pPr>
@@ -546,18 +522,12 @@
           <w:lang w:val="sw_KE" w:bidi="sw_KE"/>
         </w:rPr>
       </w:r>
-      <w:hyperlink r:id="rId17">
-        <w:r>
-          <w:rPr>
-            <w:lang w:val="sw_KE" w:bidi="sw_KE"/>
-          </w:rPr>
-          <w:rPr>
-            <w:color w:val="0000EE"/>
-            <w:u w:val="single"/>
-          </w:rPr>
-          <w:t>Mathayo 13:33</w:t>
-        </w:r>
-      </w:hyperlink>
+      <w:r>
+        <w:rPr>
+          <w:lang w:val="sw_KE" w:bidi="sw_KE"/>
+        </w:rPr>
+        <w:t>Mathayo 13:33</w:t>
+      </w:r>
     </w:p>
     <w:p>
       <w:pPr>
@@ -570,18 +540,12 @@
           <w:lang w:val="sw_KE" w:bidi="sw_KE"/>
         </w:rPr>
       </w:r>
-      <w:hyperlink r:id="rId18">
-        <w:r>
-          <w:rPr>
-            <w:lang w:val="sw_KE" w:bidi="sw_KE"/>
-          </w:rPr>
-          <w:rPr>
-            <w:color w:val="0000EE"/>
-            <w:u w:val="single"/>
-          </w:rPr>
-          <w:t>Mathayo 16:8</w:t>
-        </w:r>
-      </w:hyperlink>
+      <w:r>
+        <w:rPr>
+          <w:lang w:val="sw_KE" w:bidi="sw_KE"/>
+        </w:rPr>
+        <w:t>Mathayo 16:8</w:t>
+      </w:r>
     </w:p>
     <w:p>
       <w:pPr>
@@ -922,18 +886,12 @@
           <w:lang w:val="sw_KE" w:bidi="sw_KE"/>
         </w:rPr>
       </w:r>
-      <w:hyperlink r:id="rId19">
-        <w:r>
-          <w:rPr>
-            <w:lang w:val="sw_KE" w:bidi="sw_KE"/>
-          </w:rPr>
-          <w:rPr>
-            <w:color w:val="0000EE"/>
-            <w:u w:val="single"/>
-          </w:rPr>
-          <w:t>2 Yohana 1:1</w:t>
-        </w:r>
-      </w:hyperlink>
+      <w:r>
+        <w:rPr>
+          <w:lang w:val="sw_KE" w:bidi="sw_KE"/>
+        </w:rPr>
+        <w:t>2 Yohana 1:1</w:t>
+      </w:r>
     </w:p>
     <w:p>
       <w:pPr>
@@ -946,18 +904,12 @@
           <w:lang w:val="sw_KE" w:bidi="sw_KE"/>
         </w:rPr>
       </w:r>
-      <w:hyperlink r:id="rId20">
-        <w:r>
-          <w:rPr>
-            <w:lang w:val="sw_KE" w:bidi="sw_KE"/>
-          </w:rPr>
-          <w:rPr>
-            <w:color w:val="0000EE"/>
-            <w:u w:val="single"/>
-          </w:rPr>
-          <w:t>Wakolosai 3:12</w:t>
-        </w:r>
-      </w:hyperlink>
+      <w:r>
+        <w:rPr>
+          <w:lang w:val="sw_KE" w:bidi="sw_KE"/>
+        </w:rPr>
+        <w:t>Wakolosai 3:12</w:t>
+      </w:r>
     </w:p>
     <w:p>
       <w:pPr>
@@ -970,18 +922,12 @@
           <w:lang w:val="sw_KE" w:bidi="sw_KE"/>
         </w:rPr>
       </w:r>
-      <w:hyperlink r:id="rId21">
-        <w:r>
-          <w:rPr>
-            <w:lang w:val="sw_KE" w:bidi="sw_KE"/>
-          </w:rPr>
-          <w:rPr>
-            <w:color w:val="0000EE"/>
-            <w:u w:val="single"/>
-          </w:rPr>
-          <w:t>Waefeso 1:3–4</w:t>
-        </w:r>
-      </w:hyperlink>
+      <w:r>
+        <w:rPr>
+          <w:lang w:val="sw_KE" w:bidi="sw_KE"/>
+        </w:rPr>
+        <w:t>Waefeso 1:3–4</w:t>
+      </w:r>
     </w:p>
     <w:p>
       <w:pPr>
@@ -994,18 +940,12 @@
           <w:lang w:val="sw_KE" w:bidi="sw_KE"/>
         </w:rPr>
       </w:r>
-      <w:hyperlink r:id="rId22">
-        <w:r>
-          <w:rPr>
-            <w:lang w:val="sw_KE" w:bidi="sw_KE"/>
-          </w:rPr>
-          <w:rPr>
-            <w:color w:val="0000EE"/>
-            <w:u w:val="single"/>
-          </w:rPr>
-          <w:t>Isaya 65:22–23</w:t>
-        </w:r>
-      </w:hyperlink>
+      <w:r>
+        <w:rPr>
+          <w:lang w:val="sw_KE" w:bidi="sw_KE"/>
+        </w:rPr>
+        <w:t>Isaya 65:22–23</w:t>
+      </w:r>
     </w:p>
     <w:p>
       <w:pPr>
@@ -1018,18 +958,12 @@
           <w:lang w:val="sw_KE" w:bidi="sw_KE"/>
         </w:rPr>
       </w:r>
-      <w:hyperlink r:id="rId23">
-        <w:r>
-          <w:rPr>
-            <w:lang w:val="sw_KE" w:bidi="sw_KE"/>
-          </w:rPr>
-          <w:rPr>
-            <w:color w:val="0000EE"/>
-            <w:u w:val="single"/>
-          </w:rPr>
-          <w:t>Luka 18:7</w:t>
-        </w:r>
-      </w:hyperlink>
+      <w:r>
+        <w:rPr>
+          <w:lang w:val="sw_KE" w:bidi="sw_KE"/>
+        </w:rPr>
+        <w:t>Luka 18:7</w:t>
+      </w:r>
     </w:p>
     <w:p>
       <w:pPr>
@@ -1042,18 +976,12 @@
           <w:lang w:val="sw_KE" w:bidi="sw_KE"/>
         </w:rPr>
       </w:r>
-      <w:hyperlink r:id="rId24">
-        <w:r>
-          <w:rPr>
-            <w:lang w:val="sw_KE" w:bidi="sw_KE"/>
-          </w:rPr>
-          <w:rPr>
-            <w:color w:val="0000EE"/>
-            <w:u w:val="single"/>
-          </w:rPr>
-          <w:t>Mathayo 24:19–22</w:t>
-        </w:r>
-      </w:hyperlink>
+      <w:r>
+        <w:rPr>
+          <w:lang w:val="sw_KE" w:bidi="sw_KE"/>
+        </w:rPr>
+        <w:t>Mathayo 24:19–22</w:t>
+      </w:r>
     </w:p>
     <w:p>
       <w:pPr>
@@ -1066,18 +994,12 @@
           <w:lang w:val="sw_KE" w:bidi="sw_KE"/>
         </w:rPr>
       </w:r>
-      <w:hyperlink r:id="rId25">
-        <w:r>
-          <w:rPr>
-            <w:lang w:val="sw_KE" w:bidi="sw_KE"/>
-          </w:rPr>
-          <w:rPr>
-            <w:color w:val="0000EE"/>
-            <w:u w:val="single"/>
-          </w:rPr>
-          <w:t>Warumi 8:33</w:t>
-        </w:r>
-      </w:hyperlink>
+      <w:r>
+        <w:rPr>
+          <w:lang w:val="sw_KE" w:bidi="sw_KE"/>
+        </w:rPr>
+        <w:t>Warumi 8:33</w:t>
+      </w:r>
     </w:p>
     <w:p>
       <w:pPr>
@@ -1269,18 +1191,12 @@
           <w:lang w:val="sw_KE" w:bidi="sw_KE"/>
         </w:rPr>
       </w:r>
-      <w:hyperlink r:id="rId26">
-        <w:r>
-          <w:rPr>
-            <w:lang w:val="sw_KE" w:bidi="sw_KE"/>
-          </w:rPr>
-          <w:rPr>
-            <w:color w:val="0000EE"/>
-            <w:u w:val="single"/>
-          </w:rPr>
-          <w:t>2 Petro 2:17</w:t>
-        </w:r>
-      </w:hyperlink>
+      <w:r>
+        <w:rPr>
+          <w:lang w:val="sw_KE" w:bidi="sw_KE"/>
+        </w:rPr>
+        <w:t>2 Petro 2:17</w:t>
+      </w:r>
     </w:p>
     <w:p>
       <w:pPr>
@@ -1293,18 +1209,12 @@
           <w:lang w:val="sw_KE" w:bidi="sw_KE"/>
         </w:rPr>
       </w:r>
-      <w:hyperlink r:id="rId27">
-        <w:r>
-          <w:rPr>
-            <w:lang w:val="sw_KE" w:bidi="sw_KE"/>
-          </w:rPr>
-          <w:rPr>
-            <w:color w:val="0000EE"/>
-            <w:u w:val="single"/>
-          </w:rPr>
-          <w:t>Mwanzo 7:11</w:t>
-        </w:r>
-      </w:hyperlink>
+      <w:r>
+        <w:rPr>
+          <w:lang w:val="sw_KE" w:bidi="sw_KE"/>
+        </w:rPr>
+        <w:t>Mwanzo 7:11</w:t>
+      </w:r>
     </w:p>
     <w:p>
       <w:pPr>
@@ -1317,18 +1227,12 @@
           <w:lang w:val="sw_KE" w:bidi="sw_KE"/>
         </w:rPr>
       </w:r>
-      <w:hyperlink r:id="rId28">
-        <w:r>
-          <w:rPr>
-            <w:lang w:val="sw_KE" w:bidi="sw_KE"/>
-          </w:rPr>
-          <w:rPr>
-            <w:color w:val="0000EE"/>
-            <w:u w:val="single"/>
-          </w:rPr>
-          <w:t>Mwanzo 8:2</w:t>
-        </w:r>
-      </w:hyperlink>
+      <w:r>
+        <w:rPr>
+          <w:lang w:val="sw_KE" w:bidi="sw_KE"/>
+        </w:rPr>
+        <w:t>Mwanzo 8:2</w:t>
+      </w:r>
     </w:p>
     <w:p>
       <w:pPr>
@@ -1341,18 +1245,12 @@
           <w:lang w:val="sw_KE" w:bidi="sw_KE"/>
         </w:rPr>
       </w:r>
-      <w:hyperlink r:id="rId29">
-        <w:r>
-          <w:rPr>
-            <w:lang w:val="sw_KE" w:bidi="sw_KE"/>
-          </w:rPr>
-          <w:rPr>
-            <w:color w:val="0000EE"/>
-            <w:u w:val="single"/>
-          </w:rPr>
-          <w:t>Mwanzo 24:13</w:t>
-        </w:r>
-      </w:hyperlink>
+      <w:r>
+        <w:rPr>
+          <w:lang w:val="sw_KE" w:bidi="sw_KE"/>
+        </w:rPr>
+        <w:t>Mwanzo 24:13</w:t>
+      </w:r>
     </w:p>
     <w:p>
       <w:pPr>
@@ -1365,18 +1263,12 @@
           <w:lang w:val="sw_KE" w:bidi="sw_KE"/>
         </w:rPr>
       </w:r>
-      <w:hyperlink r:id="rId30">
-        <w:r>
-          <w:rPr>
-            <w:lang w:val="sw_KE" w:bidi="sw_KE"/>
-          </w:rPr>
-          <w:rPr>
-            <w:color w:val="0000EE"/>
-            <w:u w:val="single"/>
-          </w:rPr>
-          <w:t>Mwanzo 24:42</w:t>
-        </w:r>
-      </w:hyperlink>
+      <w:r>
+        <w:rPr>
+          <w:lang w:val="sw_KE" w:bidi="sw_KE"/>
+        </w:rPr>
+        <w:t>Mwanzo 24:42</w:t>
+      </w:r>
     </w:p>
     <w:p>
       <w:pPr>
@@ -1389,18 +1281,12 @@
           <w:lang w:val="sw_KE" w:bidi="sw_KE"/>
         </w:rPr>
       </w:r>
-      <w:hyperlink r:id="rId31">
-        <w:r>
-          <w:rPr>
-            <w:lang w:val="sw_KE" w:bidi="sw_KE"/>
-          </w:rPr>
-          <w:rPr>
-            <w:color w:val="0000EE"/>
-            <w:u w:val="single"/>
-          </w:rPr>
-          <w:t>Yakobo 3:11</w:t>
-        </w:r>
-      </w:hyperlink>
+      <w:r>
+        <w:rPr>
+          <w:lang w:val="sw_KE" w:bidi="sw_KE"/>
+        </w:rPr>
+        <w:t>Yakobo 3:11</w:t>
+      </w:r>
     </w:p>
     <w:p>
       <w:pPr>
@@ -1548,18 +1434,12 @@
           <w:lang w:val="sw_KE" w:bidi="sw_KE"/>
         </w:rPr>
       </w:r>
-      <w:hyperlink r:id="rId32">
-        <w:r>
-          <w:rPr>
-            <w:lang w:val="sw_KE" w:bidi="sw_KE"/>
-          </w:rPr>
-          <w:rPr>
-            <w:color w:val="0000EE"/>
-            <w:u w:val="single"/>
-          </w:rPr>
-          <w:t>Ezekieli 20:27–29</w:t>
-        </w:r>
-      </w:hyperlink>
+      <w:r>
+        <w:rPr>
+          <w:lang w:val="sw_KE" w:bidi="sw_KE"/>
+        </w:rPr>
+        <w:t>Ezekieli 20:27–29</w:t>
+      </w:r>
     </w:p>
     <w:p>
       <w:pPr>
@@ -1815,18 +1695,12 @@
           <w:lang w:val="sw_KE" w:bidi="sw_KE"/>
         </w:rPr>
       </w:r>
-      <w:hyperlink r:id="rId33">
-        <w:r>
-          <w:rPr>
-            <w:lang w:val="sw_KE" w:bidi="sw_KE"/>
-          </w:rPr>
-          <w:rPr>
-            <w:color w:val="0000EE"/>
-            <w:u w:val="single"/>
-          </w:rPr>
-          <w:t>Danieli 7:6</w:t>
-        </w:r>
-      </w:hyperlink>
+      <w:r>
+        <w:rPr>
+          <w:lang w:val="sw_KE" w:bidi="sw_KE"/>
+        </w:rPr>
+        <w:t>Danieli 7:6</w:t>
+      </w:r>
     </w:p>
     <w:p>
       <w:pPr>
@@ -1839,18 +1713,12 @@
           <w:lang w:val="sw_KE" w:bidi="sw_KE"/>
         </w:rPr>
       </w:r>
-      <w:hyperlink r:id="rId34">
-        <w:r>
-          <w:rPr>
-            <w:lang w:val="sw_KE" w:bidi="sw_KE"/>
-          </w:rPr>
-          <w:rPr>
-            <w:color w:val="0000EE"/>
-            <w:u w:val="single"/>
-          </w:rPr>
-          <w:t>Hosea 13:7</w:t>
-        </w:r>
-      </w:hyperlink>
+      <w:r>
+        <w:rPr>
+          <w:lang w:val="sw_KE" w:bidi="sw_KE"/>
+        </w:rPr>
+        <w:t>Hosea 13:7</w:t>
+      </w:r>
     </w:p>
     <w:p>
       <w:pPr>
@@ -1863,18 +1731,12 @@
           <w:lang w:val="sw_KE" w:bidi="sw_KE"/>
         </w:rPr>
       </w:r>
-      <w:hyperlink r:id="rId35">
-        <w:r>
-          <w:rPr>
-            <w:lang w:val="sw_KE" w:bidi="sw_KE"/>
-          </w:rPr>
-          <w:rPr>
-            <w:color w:val="0000EE"/>
-            <w:u w:val="single"/>
-          </w:rPr>
-          <w:t>Ufunuo 13:1–2</w:t>
-        </w:r>
-      </w:hyperlink>
+      <w:r>
+        <w:rPr>
+          <w:lang w:val="sw_KE" w:bidi="sw_KE"/>
+        </w:rPr>
+        <w:t>Ufunuo 13:1–2</w:t>
+      </w:r>
     </w:p>
     <w:p>
       <w:pPr>
@@ -1887,18 +1749,12 @@
           <w:lang w:val="sw_KE" w:bidi="sw_KE"/>
         </w:rPr>
       </w:r>
-      <w:hyperlink r:id="rId36">
-        <w:r>
-          <w:rPr>
-            <w:lang w:val="sw_KE" w:bidi="sw_KE"/>
-          </w:rPr>
-          <w:rPr>
-            <w:color w:val="0000EE"/>
-            <w:u w:val="single"/>
-          </w:rPr>
-          <w:t>Wimbo wa Sulemani 4:8</w:t>
-        </w:r>
-      </w:hyperlink>
+      <w:r>
+        <w:rPr>
+          <w:lang w:val="sw_KE" w:bidi="sw_KE"/>
+        </w:rPr>
+        <w:t>Wimbo wa Sulemani 4:8</w:t>
+      </w:r>
     </w:p>
     <w:p>
       <w:pPr>
@@ -2203,18 +2059,12 @@
           <w:lang w:val="sw_KE" w:bidi="sw_KE"/>
         </w:rPr>
       </w:r>
-      <w:hyperlink r:id="rId37">
-        <w:r>
-          <w:rPr>
-            <w:lang w:val="sw_KE" w:bidi="sw_KE"/>
-          </w:rPr>
-          <w:rPr>
-            <w:color w:val="0000EE"/>
-            <w:u w:val="single"/>
-          </w:rPr>
-          <w:t>Ezra 9:1–2</w:t>
-        </w:r>
-      </w:hyperlink>
+      <w:r>
+        <w:rPr>
+          <w:lang w:val="sw_KE" w:bidi="sw_KE"/>
+        </w:rPr>
+        <w:t>Ezra 9:1–2</w:t>
+      </w:r>
     </w:p>
     <w:p>
       <w:pPr>
@@ -2227,18 +2077,12 @@
           <w:lang w:val="sw_KE" w:bidi="sw_KE"/>
         </w:rPr>
       </w:r>
-      <w:hyperlink r:id="rId38">
-        <w:r>
-          <w:rPr>
-            <w:lang w:val="sw_KE" w:bidi="sw_KE"/>
-          </w:rPr>
-          <w:rPr>
-            <w:color w:val="0000EE"/>
-            <w:u w:val="single"/>
-          </w:rPr>
-          <w:t>Mwanzo 46:34</w:t>
-        </w:r>
-      </w:hyperlink>
+      <w:r>
+        <w:rPr>
+          <w:lang w:val="sw_KE" w:bidi="sw_KE"/>
+        </w:rPr>
+        <w:t>Mwanzo 46:34</w:t>
+      </w:r>
     </w:p>
     <w:p>
       <w:pPr>
@@ -2251,18 +2095,12 @@
           <w:lang w:val="sw_KE" w:bidi="sw_KE"/>
         </w:rPr>
       </w:r>
-      <w:hyperlink r:id="rId39">
-        <w:r>
-          <w:rPr>
-            <w:lang w:val="sw_KE" w:bidi="sw_KE"/>
-          </w:rPr>
-          <w:rPr>
-            <w:color w:val="0000EE"/>
-            <w:u w:val="single"/>
-          </w:rPr>
-          <w:t>Isaya 1:13</w:t>
-        </w:r>
-      </w:hyperlink>
+      <w:r>
+        <w:rPr>
+          <w:lang w:val="sw_KE" w:bidi="sw_KE"/>
+        </w:rPr>
+        <w:t>Isaya 1:13</w:t>
+      </w:r>
     </w:p>
     <w:p>
       <w:pPr>
@@ -2275,18 +2113,12 @@
           <w:lang w:val="sw_KE" w:bidi="sw_KE"/>
         </w:rPr>
       </w:r>
-      <w:hyperlink r:id="rId40">
-        <w:r>
-          <w:rPr>
-            <w:lang w:val="sw_KE" w:bidi="sw_KE"/>
-          </w:rPr>
-          <w:rPr>
-            <w:color w:val="0000EE"/>
-            <w:u w:val="single"/>
-          </w:rPr>
-          <w:t>Mathayo 24:15</w:t>
-        </w:r>
-      </w:hyperlink>
+      <w:r>
+        <w:rPr>
+          <w:lang w:val="sw_KE" w:bidi="sw_KE"/>
+        </w:rPr>
+        <w:t>Mathayo 24:15</w:t>
+      </w:r>
     </w:p>
     <w:p>
       <w:pPr>
@@ -2299,18 +2131,12 @@
           <w:lang w:val="sw_KE" w:bidi="sw_KE"/>
         </w:rPr>
       </w:r>
-      <w:hyperlink r:id="rId41">
-        <w:r>
-          <w:rPr>
-            <w:lang w:val="sw_KE" w:bidi="sw_KE"/>
-          </w:rPr>
-          <w:rPr>
-            <w:color w:val="0000EE"/>
-            <w:u w:val="single"/>
-          </w:rPr>
-          <w:t>Mithali 26:25</w:t>
-        </w:r>
-      </w:hyperlink>
+      <w:r>
+        <w:rPr>
+          <w:lang w:val="sw_KE" w:bidi="sw_KE"/>
+        </w:rPr>
+        <w:t>Mithali 26:25</w:t>
+      </w:r>
     </w:p>
     <w:p>
       <w:pPr>
